--- a/RMUTL_WORK/Teaching work/2025/เทอม_02/ENGCE405_Introduction to Deep Learning/Quiz_02/Quiz_02.docx
+++ b/RMUTL_WORK/Teaching work/2025/เทอม_02/ENGCE405_Introduction to Deep Learning/Quiz_02/Quiz_02.docx
@@ -485,7 +485,7 @@
     </w:p>
     <w:p>
       <w:pPr>
-        <w:pStyle w:val="a9"/>
+        <w:pStyle w:val="ListParagraph"/>
         <w:numPr>
           <w:ilvl w:val="0"/>
           <w:numId w:val="1"/>
@@ -678,7 +678,7 @@
     </w:p>
     <w:p>
       <w:pPr>
-        <w:pStyle w:val="ae"/>
+        <w:pStyle w:val="NormalWeb"/>
         <w:rPr>
           <w:rFonts w:ascii="TH SarabunPSK" w:hAnsi="TH SarabunPSK" w:cs="TH SarabunPSK"/>
           <w:sz w:val="32"/>
@@ -840,10 +840,10 @@
             <v:path o:extrusionok="f" gradientshapeok="t" o:connecttype="rect"/>
             <o:lock v:ext="edit" aspectratio="t"/>
           </v:shapetype>
-          <v:shape id="_x0000_i1025" type="#_x0000_t75" style="width:14.5pt;height:18pt" o:ole="">
+          <v:shape id="_x0000_i1025" type="#_x0000_t75" style="width:14.25pt;height:18pt" o:ole="">
             <v:imagedata r:id="rId5" o:title=""/>
           </v:shape>
-          <o:OLEObject Type="Embed" ProgID="Equation.DSMT4" ShapeID="_x0000_i1025" DrawAspect="Content" ObjectID="_1832499666" r:id="rId6"/>
+          <o:OLEObject Type="Embed" ProgID="Equation.DSMT4" ShapeID="_x0000_i1025" DrawAspect="Content" ObjectID="_1833991381" r:id="rId6"/>
         </w:object>
       </w:r>
       <w:r>
@@ -909,7 +909,7 @@
           <v:shape id="_x0000_i1026" type="#_x0000_t75" style="width:12pt;height:18pt" o:ole="">
             <v:imagedata r:id="rId7" o:title=""/>
           </v:shape>
-          <o:OLEObject Type="Embed" ProgID="Equation.DSMT4" ShapeID="_x0000_i1026" DrawAspect="Content" ObjectID="_1832499667" r:id="rId8"/>
+          <o:OLEObject Type="Embed" ProgID="Equation.DSMT4" ShapeID="_x0000_i1026" DrawAspect="Content" ObjectID="_1833991382" r:id="rId8"/>
         </w:object>
       </w:r>
       <w:r>
@@ -940,7 +940,7 @@
     </w:p>
     <w:p>
       <w:pPr>
-        <w:pStyle w:val="ae"/>
+        <w:pStyle w:val="NormalWeb"/>
         <w:rPr>
           <w:rFonts w:ascii="TH SarabunPSK" w:hAnsi="TH SarabunPSK" w:cs="TH SarabunPSK"/>
           <w:sz w:val="32"/>
@@ -1034,7 +1034,7 @@
     </w:p>
     <w:p>
       <w:pPr>
-        <w:pStyle w:val="ae"/>
+        <w:pStyle w:val="NormalWeb"/>
         <w:numPr>
           <w:ilvl w:val="0"/>
           <w:numId w:val="9"/>
@@ -1072,7 +1072,7 @@
           <v:shape id="_x0000_i1027" type="#_x0000_t75" style="width:12pt;height:18pt" o:ole="">
             <v:imagedata r:id="rId9" o:title=""/>
           </v:shape>
-          <o:OLEObject Type="Embed" ProgID="Equation.DSMT4" ShapeID="_x0000_i1027" DrawAspect="Content" ObjectID="_1832499668" r:id="rId10"/>
+          <o:OLEObject Type="Embed" ProgID="Equation.DSMT4" ShapeID="_x0000_i1027" DrawAspect="Content" ObjectID="_1833991383" r:id="rId10"/>
         </w:object>
       </w:r>
       <w:r>
@@ -1091,16 +1091,16 @@
           <w:szCs w:val="32"/>
         </w:rPr>
         <w:object w:dxaOrig="300" w:dyaOrig="400" w14:anchorId="2D2672CE">
-          <v:shape id="_x0000_i1028" type="#_x0000_t75" style="width:15pt;height:20.5pt" o:ole="">
+          <v:shape id="_x0000_i1028" type="#_x0000_t75" style="width:15pt;height:20.25pt" o:ole="">
             <v:imagedata r:id="rId11" o:title=""/>
           </v:shape>
-          <o:OLEObject Type="Embed" ProgID="Equation.DSMT4" ShapeID="_x0000_i1028" DrawAspect="Content" ObjectID="_1832499669" r:id="rId12"/>
+          <o:OLEObject Type="Embed" ProgID="Equation.DSMT4" ShapeID="_x0000_i1028" DrawAspect="Content" ObjectID="_1833991384" r:id="rId12"/>
         </w:object>
       </w:r>
     </w:p>
     <w:p>
       <w:pPr>
-        <w:pStyle w:val="ae"/>
+        <w:pStyle w:val="NormalWeb"/>
         <w:numPr>
           <w:ilvl w:val="0"/>
           <w:numId w:val="9"/>
@@ -1139,7 +1139,7 @@
           <v:shape id="_x0000_i1029" type="#_x0000_t75" style="width:18pt;height:18pt" o:ole="">
             <v:imagedata r:id="rId13" o:title=""/>
           </v:shape>
-          <o:OLEObject Type="Embed" ProgID="Equation.DSMT4" ShapeID="_x0000_i1029" DrawAspect="Content" ObjectID="_1832499670" r:id="rId14"/>
+          <o:OLEObject Type="Embed" ProgID="Equation.DSMT4" ShapeID="_x0000_i1029" DrawAspect="Content" ObjectID="_1833991385" r:id="rId14"/>
         </w:object>
       </w:r>
       <w:r>
@@ -1158,16 +1158,16 @@
           <w:szCs w:val="32"/>
         </w:rPr>
         <w:object w:dxaOrig="340" w:dyaOrig="400" w14:anchorId="0BE3987F">
-          <v:shape id="_x0000_i1030" type="#_x0000_t75" style="width:17.5pt;height:20.5pt" o:ole="">
+          <v:shape id="_x0000_i1030" type="#_x0000_t75" style="width:17.25pt;height:20.25pt" o:ole="">
             <v:imagedata r:id="rId15" o:title=""/>
           </v:shape>
-          <o:OLEObject Type="Embed" ProgID="Equation.DSMT4" ShapeID="_x0000_i1030" DrawAspect="Content" ObjectID="_1832499671" r:id="rId16"/>
+          <o:OLEObject Type="Embed" ProgID="Equation.DSMT4" ShapeID="_x0000_i1030" DrawAspect="Content" ObjectID="_1833991386" r:id="rId16"/>
         </w:object>
       </w:r>
     </w:p>
     <w:p>
       <w:pPr>
-        <w:pStyle w:val="ae"/>
+        <w:pStyle w:val="NormalWeb"/>
         <w:numPr>
           <w:ilvl w:val="0"/>
           <w:numId w:val="9"/>
@@ -1194,10 +1194,10 @@
           <w:szCs w:val="32"/>
         </w:rPr>
         <w:object w:dxaOrig="320" w:dyaOrig="360" w14:anchorId="4B11567C">
-          <v:shape id="_x0000_i1031" type="#_x0000_t75" style="width:15.5pt;height:18pt" o:ole="">
+          <v:shape id="_x0000_i1031" type="#_x0000_t75" style="width:15.75pt;height:18pt" o:ole="">
             <v:imagedata r:id="rId17" o:title=""/>
           </v:shape>
-          <o:OLEObject Type="Embed" ProgID="Equation.DSMT4" ShapeID="_x0000_i1031" DrawAspect="Content" ObjectID="_1832499672" r:id="rId18"/>
+          <o:OLEObject Type="Embed" ProgID="Equation.DSMT4" ShapeID="_x0000_i1031" DrawAspect="Content" ObjectID="_1833991387" r:id="rId18"/>
         </w:object>
       </w:r>
       <w:r>
@@ -1233,10 +1233,10 @@
           <w:szCs w:val="32"/>
         </w:rPr>
         <w:object w:dxaOrig="1900" w:dyaOrig="400" w14:anchorId="4C8F8AC3">
-          <v:shape id="_x0000_i1032" type="#_x0000_t75" style="width:95.5pt;height:20.5pt" o:ole="">
+          <v:shape id="_x0000_i1032" type="#_x0000_t75" style="width:95.25pt;height:20.25pt" o:ole="">
             <v:imagedata r:id="rId19" o:title=""/>
           </v:shape>
-          <o:OLEObject Type="Embed" ProgID="Equation.DSMT4" ShapeID="_x0000_i1032" DrawAspect="Content" ObjectID="_1832499673" r:id="rId20"/>
+          <o:OLEObject Type="Embed" ProgID="Equation.DSMT4" ShapeID="_x0000_i1032" DrawAspect="Content" ObjectID="_1833991388" r:id="rId20"/>
         </w:object>
       </w:r>
       <w:r>
@@ -1310,7 +1310,7 @@
     </w:p>
     <w:p>
       <w:pPr>
-        <w:pStyle w:val="ae"/>
+        <w:pStyle w:val="NormalWeb"/>
         <w:numPr>
           <w:ilvl w:val="0"/>
           <w:numId w:val="9"/>
@@ -1340,7 +1340,7 @@
           <v:shape id="_x0000_i1033" type="#_x0000_t75" style="width:12pt;height:18pt" o:ole="">
             <v:imagedata r:id="rId21" o:title=""/>
           </v:shape>
-          <o:OLEObject Type="Embed" ProgID="Equation.DSMT4" ShapeID="_x0000_i1033" DrawAspect="Content" ObjectID="_1832499674" r:id="rId22"/>
+          <o:OLEObject Type="Embed" ProgID="Equation.DSMT4" ShapeID="_x0000_i1033" DrawAspect="Content" ObjectID="_1833991389" r:id="rId22"/>
         </w:object>
       </w:r>
       <w:r>
@@ -1353,7 +1353,7 @@
       </w:r>
       <w:r>
         <w:rPr>
-          <w:rStyle w:val="HTML"/>
+          <w:rStyle w:val="HTMLCode"/>
           <w:rFonts w:ascii="TH SarabunPSK" w:eastAsiaTheme="majorEastAsia" w:hAnsi="TH SarabunPSK" w:cs="TH SarabunPSK" w:hint="cs"/>
           <w:sz w:val="32"/>
           <w:szCs w:val="32"/>
@@ -1363,7 +1363,7 @@
     </w:p>
     <w:p>
       <w:pPr>
-        <w:pStyle w:val="ae"/>
+        <w:pStyle w:val="NormalWeb"/>
         <w:numPr>
           <w:ilvl w:val="0"/>
           <w:numId w:val="9"/>
@@ -1407,10 +1407,10 @@
           <w:szCs w:val="32"/>
         </w:rPr>
         <w:object w:dxaOrig="3560" w:dyaOrig="320" w14:anchorId="6813219A">
-          <v:shape id="_x0000_i1034" type="#_x0000_t75" style="width:178pt;height:15.5pt" o:ole="">
+          <v:shape id="_x0000_i1034" type="#_x0000_t75" style="width:177.75pt;height:15.75pt" o:ole="">
             <v:imagedata r:id="rId23" o:title=""/>
           </v:shape>
-          <o:OLEObject Type="Embed" ProgID="Equation.DSMT4" ShapeID="_x0000_i1034" DrawAspect="Content" ObjectID="_1832499675" r:id="rId24"/>
+          <o:OLEObject Type="Embed" ProgID="Equation.DSMT4" ShapeID="_x0000_i1034" DrawAspect="Content" ObjectID="_1833991390" r:id="rId24"/>
         </w:object>
       </w:r>
     </w:p>
@@ -1467,10 +1467,10 @@
           <w:szCs w:val="32"/>
         </w:rPr>
         <w:object w:dxaOrig="200" w:dyaOrig="360" w14:anchorId="1EA3ADA9">
-          <v:shape id="_x0000_i1035" type="#_x0000_t75" style="width:10pt;height:18pt" o:ole="">
+          <v:shape id="_x0000_i1035" type="#_x0000_t75" style="width:9.75pt;height:18pt" o:ole="">
             <v:imagedata r:id="rId25" o:title=""/>
           </v:shape>
-          <o:OLEObject Type="Embed" ProgID="Equation.DSMT4" ShapeID="_x0000_i1035" DrawAspect="Content" ObjectID="_1832499676" r:id="rId26"/>
+          <o:OLEObject Type="Embed" ProgID="Equation.DSMT4" ShapeID="_x0000_i1035" DrawAspect="Content" ObjectID="_1833991391" r:id="rId26"/>
         </w:object>
       </w:r>
       <w:r>
@@ -1524,10 +1524,10 @@
           <w:szCs w:val="32"/>
         </w:rPr>
         <w:object w:dxaOrig="240" w:dyaOrig="400" w14:anchorId="13B6D9DC">
-          <v:shape id="_x0000_i1036" type="#_x0000_t75" style="width:12pt;height:20.5pt" o:ole="">
+          <v:shape id="_x0000_i1036" type="#_x0000_t75" style="width:12pt;height:20.25pt" o:ole="">
             <v:imagedata r:id="rId27" o:title=""/>
           </v:shape>
-          <o:OLEObject Type="Embed" ProgID="Equation.DSMT4" ShapeID="_x0000_i1036" DrawAspect="Content" ObjectID="_1832499677" r:id="rId28"/>
+          <o:OLEObject Type="Embed" ProgID="Equation.DSMT4" ShapeID="_x0000_i1036" DrawAspect="Content" ObjectID="_1833991392" r:id="rId28"/>
         </w:object>
       </w:r>
       <w:r>
@@ -1543,7 +1543,7 @@
     </w:p>
     <w:p>
       <w:pPr>
-        <w:pStyle w:val="ae"/>
+        <w:pStyle w:val="NormalWeb"/>
         <w:rPr>
           <w:rFonts w:ascii="TH SarabunPSK" w:hAnsi="TH SarabunPSK" w:cs="TH SarabunPSK"/>
           <w:sz w:val="32"/>
@@ -1774,7 +1774,7 @@
     </w:p>
     <w:p>
       <w:pPr>
-        <w:pStyle w:val="ae"/>
+        <w:pStyle w:val="NormalWeb"/>
         <w:rPr>
           <w:rFonts w:ascii="TH SarabunPSK" w:hAnsi="TH SarabunPSK" w:cs="TH SarabunPSK"/>
           <w:sz w:val="32"/>
@@ -1954,7 +1954,7 @@
     </w:p>
     <w:p>
       <w:pPr>
-        <w:pStyle w:val="ae"/>
+        <w:pStyle w:val="NormalWeb"/>
         <w:rPr>
           <w:rFonts w:ascii="TH SarabunPSK" w:hAnsi="TH SarabunPSK" w:cs="TH SarabunPSK"/>
           <w:b/>
@@ -1966,7 +1966,7 @@
     </w:p>
     <w:p>
       <w:pPr>
-        <w:pStyle w:val="ae"/>
+        <w:pStyle w:val="NormalWeb"/>
         <w:rPr>
           <w:rFonts w:ascii="TH SarabunPSK" w:hAnsi="TH SarabunPSK" w:cs="TH SarabunPSK"/>
           <w:b/>
@@ -1978,7 +1978,7 @@
     </w:p>
     <w:p>
       <w:pPr>
-        <w:pStyle w:val="ae"/>
+        <w:pStyle w:val="NormalWeb"/>
         <w:rPr>
           <w:rFonts w:ascii="TH SarabunPSK" w:hAnsi="TH SarabunPSK" w:cs="TH SarabunPSK"/>
           <w:b/>
@@ -1990,7 +1990,7 @@
     </w:p>
     <w:p>
       <w:pPr>
-        <w:pStyle w:val="ae"/>
+        <w:pStyle w:val="NormalWeb"/>
         <w:rPr>
           <w:rFonts w:ascii="TH SarabunPSK" w:hAnsi="TH SarabunPSK" w:cs="TH SarabunPSK"/>
           <w:b/>
@@ -2002,32 +2002,25 @@
     </w:p>
     <w:p>
       <w:pPr>
-        <w:pStyle w:val="ae"/>
-        <w:rPr>
-          <w:rFonts w:ascii="TH SarabunPSK" w:hAnsi="TH SarabunPSK" w:cs="TH SarabunPSK"/>
-          <w:sz w:val="32"/>
-          <w:szCs w:val="32"/>
-        </w:rPr>
-      </w:pPr>
-      <w:r>
+        <w:pStyle w:val="NormalWeb"/>
         <w:rPr>
           <w:rFonts w:ascii="TH SarabunPSK" w:hAnsi="TH SarabunPSK" w:cs="TH SarabunPSK" w:hint="cs"/>
           <w:b/>
           <w:bCs/>
           <w:sz w:val="32"/>
           <w:szCs w:val="32"/>
-          <w:cs/>
-        </w:rPr>
-        <w:t>ชื่อ-นามสกุล:</w:t>
-      </w:r>
-      <w:r>
-        <w:rPr>
-          <w:rFonts w:ascii="TH SarabunPSK" w:hAnsi="TH SarabunPSK" w:cs="TH SarabunPSK" w:hint="cs"/>
-          <w:sz w:val="32"/>
-          <w:szCs w:val="32"/>
-        </w:rPr>
-        <w:t xml:space="preserve">........................................................................................ </w:t>
-      </w:r>
+        </w:rPr>
+      </w:pPr>
+    </w:p>
+    <w:p>
+      <w:pPr>
+        <w:pStyle w:val="NormalWeb"/>
+        <w:rPr>
+          <w:rFonts w:ascii="TH SarabunPSK" w:hAnsi="TH SarabunPSK" w:cs="TH SarabunPSK"/>
+          <w:sz w:val="32"/>
+          <w:szCs w:val="32"/>
+        </w:rPr>
+      </w:pPr>
       <w:r>
         <w:rPr>
           <w:rFonts w:ascii="TH SarabunPSK" w:hAnsi="TH SarabunPSK" w:cs="TH SarabunPSK" w:hint="cs"/>
@@ -2037,6 +2030,26 @@
           <w:szCs w:val="32"/>
           <w:cs/>
         </w:rPr>
+        <w:lastRenderedPageBreak/>
+        <w:t>ชื่อ-นามสกุล:</w:t>
+      </w:r>
+      <w:r>
+        <w:rPr>
+          <w:rFonts w:ascii="TH SarabunPSK" w:hAnsi="TH SarabunPSK" w:cs="TH SarabunPSK" w:hint="cs"/>
+          <w:sz w:val="32"/>
+          <w:szCs w:val="32"/>
+        </w:rPr>
+        <w:t xml:space="preserve">........................................................................................ </w:t>
+      </w:r>
+      <w:r>
+        <w:rPr>
+          <w:rFonts w:ascii="TH SarabunPSK" w:hAnsi="TH SarabunPSK" w:cs="TH SarabunPSK" w:hint="cs"/>
+          <w:b/>
+          <w:bCs/>
+          <w:sz w:val="32"/>
+          <w:szCs w:val="32"/>
+          <w:cs/>
+        </w:rPr>
         <w:t>รหัสนักศึกษา:</w:t>
       </w:r>
       <w:r>
@@ -2050,7 +2063,7 @@
     </w:p>
     <w:p>
       <w:pPr>
-        <w:pStyle w:val="ae"/>
+        <w:pStyle w:val="NormalWeb"/>
         <w:rPr>
           <w:rFonts w:ascii="TH SarabunPSK" w:hAnsi="TH SarabunPSK" w:cs="TH SarabunPSK"/>
           <w:sz w:val="32"/>
@@ -2066,7 +2079,6 @@
           <w:szCs w:val="32"/>
           <w:cs/>
         </w:rPr>
-        <w:lastRenderedPageBreak/>
         <w:t xml:space="preserve">ข้อ </w:t>
       </w:r>
       <w:r>
@@ -2081,7 +2093,7 @@
       </w:r>
       <w:r>
         <w:rPr>
-          <w:rStyle w:val="af"/>
+          <w:rStyle w:val="Strong"/>
           <w:rFonts w:ascii="TH SarabunPSK" w:eastAsiaTheme="majorEastAsia" w:hAnsi="TH SarabunPSK" w:cs="TH SarabunPSK" w:hint="cs"/>
           <w:sz w:val="32"/>
           <w:szCs w:val="32"/>
@@ -2116,7 +2128,7 @@
       </w:r>
       <w:r>
         <w:rPr>
-          <w:rStyle w:val="af"/>
+          <w:rStyle w:val="Strong"/>
           <w:rFonts w:ascii="TH SarabunPSK" w:eastAsiaTheme="majorEastAsia" w:hAnsi="TH SarabunPSK" w:cs="TH SarabunPSK" w:hint="cs"/>
           <w:sz w:val="32"/>
           <w:szCs w:val="32"/>
@@ -2143,7 +2155,7 @@
     </w:p>
     <w:p>
       <w:pPr>
-        <w:pStyle w:val="ae"/>
+        <w:pStyle w:val="NormalWeb"/>
         <w:numPr>
           <w:ilvl w:val="0"/>
           <w:numId w:val="10"/>
@@ -2183,7 +2195,7 @@
     </w:p>
     <w:p>
       <w:pPr>
-        <w:pStyle w:val="ae"/>
+        <w:pStyle w:val="NormalWeb"/>
         <w:numPr>
           <w:ilvl w:val="0"/>
           <w:numId w:val="10"/>
@@ -2214,7 +2226,7 @@
     </w:p>
     <w:p>
       <w:pPr>
-        <w:pStyle w:val="ae"/>
+        <w:pStyle w:val="NormalWeb"/>
         <w:numPr>
           <w:ilvl w:val="0"/>
           <w:numId w:val="10"/>
@@ -2245,7 +2257,7 @@
     </w:p>
     <w:p>
       <w:pPr>
-        <w:pStyle w:val="ae"/>
+        <w:pStyle w:val="NormalWeb"/>
         <w:rPr>
           <w:rFonts w:ascii="TH SarabunPSK" w:hAnsi="TH SarabunPSK" w:cs="TH SarabunPSK"/>
           <w:sz w:val="32"/>
@@ -2288,7 +2300,7 @@
       </w:r>
       <w:r>
         <w:rPr>
-          <w:rStyle w:val="af"/>
+          <w:rStyle w:val="Strong"/>
           <w:rFonts w:ascii="TH SarabunPSK" w:eastAsiaTheme="majorEastAsia" w:hAnsi="TH SarabunPSK" w:cs="TH SarabunPSK" w:hint="cs"/>
           <w:sz w:val="32"/>
           <w:szCs w:val="32"/>
@@ -2356,7 +2368,7 @@
       </w:r>
       <w:r>
         <w:rPr>
-          <w:rStyle w:val="af"/>
+          <w:rStyle w:val="Strong"/>
           <w:rFonts w:ascii="TH SarabunPSK" w:eastAsiaTheme="majorEastAsia" w:hAnsi="TH SarabunPSK" w:cs="TH SarabunPSK" w:hint="cs"/>
           <w:sz w:val="32"/>
           <w:szCs w:val="32"/>
@@ -2383,7 +2395,7 @@
     </w:p>
     <w:p>
       <w:pPr>
-        <w:pStyle w:val="ae"/>
+        <w:pStyle w:val="NormalWeb"/>
         <w:rPr>
           <w:rFonts w:ascii="TH SarabunPSK" w:hAnsi="TH SarabunPSK" w:cs="TH SarabunPSK"/>
           <w:sz w:val="32"/>
@@ -2393,7 +2405,7 @@
     </w:p>
     <w:p>
       <w:pPr>
-        <w:pStyle w:val="ae"/>
+        <w:pStyle w:val="NormalWeb"/>
         <w:rPr>
           <w:rFonts w:ascii="TH SarabunPSK" w:hAnsi="TH SarabunPSK" w:cs="TH SarabunPSK"/>
           <w:sz w:val="32"/>
@@ -2415,7 +2427,7 @@
     </w:p>
     <w:p>
       <w:pPr>
-        <w:pStyle w:val="ae"/>
+        <w:pStyle w:val="NormalWeb"/>
         <w:rPr>
           <w:rFonts w:ascii="TH SarabunPSK" w:hAnsi="TH SarabunPSK" w:cs="TH SarabunPSK"/>
           <w:sz w:val="32"/>
@@ -3974,15 +3986,15 @@
     <w:lsdException w:name="Unresolved Mention" w:semiHidden="1" w:unhideWhenUsed="1"/>
     <w:lsdException w:name="Smart Link" w:semiHidden="1" w:unhideWhenUsed="1"/>
   </w:latentStyles>
-  <w:style w:type="paragraph" w:default="1" w:styleId="a">
+  <w:style w:type="paragraph" w:default="1" w:styleId="Normal">
     <w:name w:val="Normal"/>
     <w:qFormat/>
   </w:style>
-  <w:style w:type="paragraph" w:styleId="1">
+  <w:style w:type="paragraph" w:styleId="Heading1">
     <w:name w:val="heading 1"/>
-    <w:basedOn w:val="a"/>
-    <w:next w:val="a"/>
-    <w:link w:val="10"/>
+    <w:basedOn w:val="Normal"/>
+    <w:next w:val="Normal"/>
+    <w:link w:val="Heading1Char"/>
     <w:uiPriority w:val="9"/>
     <w:qFormat/>
     <w:rsid w:val="001832A4"/>
@@ -3999,11 +4011,11 @@
       <w:szCs w:val="50"/>
     </w:rPr>
   </w:style>
-  <w:style w:type="paragraph" w:styleId="2">
+  <w:style w:type="paragraph" w:styleId="Heading2">
     <w:name w:val="heading 2"/>
-    <w:basedOn w:val="a"/>
-    <w:next w:val="a"/>
-    <w:link w:val="20"/>
+    <w:basedOn w:val="Normal"/>
+    <w:next w:val="Normal"/>
+    <w:link w:val="Heading2Char"/>
     <w:uiPriority w:val="9"/>
     <w:semiHidden/>
     <w:unhideWhenUsed/>
@@ -4022,11 +4034,11 @@
       <w:szCs w:val="40"/>
     </w:rPr>
   </w:style>
-  <w:style w:type="paragraph" w:styleId="3">
+  <w:style w:type="paragraph" w:styleId="Heading3">
     <w:name w:val="heading 3"/>
-    <w:basedOn w:val="a"/>
-    <w:next w:val="a"/>
-    <w:link w:val="30"/>
+    <w:basedOn w:val="Normal"/>
+    <w:next w:val="Normal"/>
+    <w:link w:val="Heading3Char"/>
     <w:uiPriority w:val="9"/>
     <w:unhideWhenUsed/>
     <w:qFormat/>
@@ -4044,11 +4056,11 @@
       <w:szCs w:val="35"/>
     </w:rPr>
   </w:style>
-  <w:style w:type="paragraph" w:styleId="4">
+  <w:style w:type="paragraph" w:styleId="Heading4">
     <w:name w:val="heading 4"/>
-    <w:basedOn w:val="a"/>
-    <w:next w:val="a"/>
-    <w:link w:val="40"/>
+    <w:basedOn w:val="Normal"/>
+    <w:next w:val="Normal"/>
+    <w:link w:val="Heading4Char"/>
     <w:uiPriority w:val="9"/>
     <w:semiHidden/>
     <w:unhideWhenUsed/>
@@ -4067,11 +4079,11 @@
       <w:color w:val="0F4761" w:themeColor="accent1" w:themeShade="BF"/>
     </w:rPr>
   </w:style>
-  <w:style w:type="paragraph" w:styleId="5">
+  <w:style w:type="paragraph" w:styleId="Heading5">
     <w:name w:val="heading 5"/>
-    <w:basedOn w:val="a"/>
-    <w:next w:val="a"/>
-    <w:link w:val="50"/>
+    <w:basedOn w:val="Normal"/>
+    <w:next w:val="Normal"/>
+    <w:link w:val="Heading5Char"/>
     <w:uiPriority w:val="9"/>
     <w:semiHidden/>
     <w:unhideWhenUsed/>
@@ -4088,11 +4100,11 @@
       <w:color w:val="0F4761" w:themeColor="accent1" w:themeShade="BF"/>
     </w:rPr>
   </w:style>
-  <w:style w:type="paragraph" w:styleId="6">
+  <w:style w:type="paragraph" w:styleId="Heading6">
     <w:name w:val="heading 6"/>
-    <w:basedOn w:val="a"/>
-    <w:next w:val="a"/>
-    <w:link w:val="60"/>
+    <w:basedOn w:val="Normal"/>
+    <w:next w:val="Normal"/>
+    <w:link w:val="Heading6Char"/>
     <w:uiPriority w:val="9"/>
     <w:semiHidden/>
     <w:unhideWhenUsed/>
@@ -4111,11 +4123,11 @@
       <w:color w:val="595959" w:themeColor="text1" w:themeTint="A6"/>
     </w:rPr>
   </w:style>
-  <w:style w:type="paragraph" w:styleId="7">
+  <w:style w:type="paragraph" w:styleId="Heading7">
     <w:name w:val="heading 7"/>
-    <w:basedOn w:val="a"/>
-    <w:next w:val="a"/>
-    <w:link w:val="70"/>
+    <w:basedOn w:val="Normal"/>
+    <w:next w:val="Normal"/>
+    <w:link w:val="Heading7Char"/>
     <w:uiPriority w:val="9"/>
     <w:semiHidden/>
     <w:unhideWhenUsed/>
@@ -4132,11 +4144,11 @@
       <w:color w:val="595959" w:themeColor="text1" w:themeTint="A6"/>
     </w:rPr>
   </w:style>
-  <w:style w:type="paragraph" w:styleId="8">
+  <w:style w:type="paragraph" w:styleId="Heading8">
     <w:name w:val="heading 8"/>
-    <w:basedOn w:val="a"/>
-    <w:next w:val="a"/>
-    <w:link w:val="80"/>
+    <w:basedOn w:val="Normal"/>
+    <w:next w:val="Normal"/>
+    <w:link w:val="Heading8Char"/>
     <w:uiPriority w:val="9"/>
     <w:semiHidden/>
     <w:unhideWhenUsed/>
@@ -4155,11 +4167,11 @@
       <w:color w:val="272727" w:themeColor="text1" w:themeTint="D8"/>
     </w:rPr>
   </w:style>
-  <w:style w:type="paragraph" w:styleId="9">
+  <w:style w:type="paragraph" w:styleId="Heading9">
     <w:name w:val="heading 9"/>
-    <w:basedOn w:val="a"/>
-    <w:next w:val="a"/>
-    <w:link w:val="90"/>
+    <w:basedOn w:val="Normal"/>
+    <w:next w:val="Normal"/>
+    <w:link w:val="Heading9Char"/>
     <w:uiPriority w:val="9"/>
     <w:semiHidden/>
     <w:unhideWhenUsed/>
@@ -4176,13 +4188,13 @@
       <w:color w:val="272727" w:themeColor="text1" w:themeTint="D8"/>
     </w:rPr>
   </w:style>
-  <w:style w:type="character" w:default="1" w:styleId="a0">
+  <w:style w:type="character" w:default="1" w:styleId="DefaultParagraphFont">
     <w:name w:val="Default Paragraph Font"/>
     <w:uiPriority w:val="1"/>
     <w:semiHidden/>
     <w:unhideWhenUsed/>
   </w:style>
-  <w:style w:type="table" w:default="1" w:styleId="a1">
+  <w:style w:type="table" w:default="1" w:styleId="TableNormal">
     <w:name w:val="Normal Table"/>
     <w:uiPriority w:val="99"/>
     <w:semiHidden/>
@@ -4197,16 +4209,16 @@
       </w:tblCellMar>
     </w:tblPr>
   </w:style>
-  <w:style w:type="numbering" w:default="1" w:styleId="a2">
+  <w:style w:type="numbering" w:default="1" w:styleId="NoList">
     <w:name w:val="No List"/>
     <w:uiPriority w:val="99"/>
     <w:semiHidden/>
     <w:unhideWhenUsed/>
   </w:style>
-  <w:style w:type="character" w:customStyle="1" w:styleId="10">
-    <w:name w:val="หัวเรื่อง 1 อักขระ"/>
-    <w:basedOn w:val="a0"/>
-    <w:link w:val="1"/>
+  <w:style w:type="character" w:customStyle="1" w:styleId="Heading1Char">
+    <w:name w:val="Heading 1 Char"/>
+    <w:basedOn w:val="DefaultParagraphFont"/>
+    <w:link w:val="Heading1"/>
     <w:uiPriority w:val="9"/>
     <w:rsid w:val="001832A4"/>
     <w:rPr>
@@ -4216,10 +4228,10 @@
       <w:szCs w:val="50"/>
     </w:rPr>
   </w:style>
-  <w:style w:type="character" w:customStyle="1" w:styleId="20">
-    <w:name w:val="หัวเรื่อง 2 อักขระ"/>
-    <w:basedOn w:val="a0"/>
-    <w:link w:val="2"/>
+  <w:style w:type="character" w:customStyle="1" w:styleId="Heading2Char">
+    <w:name w:val="Heading 2 Char"/>
+    <w:basedOn w:val="DefaultParagraphFont"/>
+    <w:link w:val="Heading2"/>
     <w:uiPriority w:val="9"/>
     <w:semiHidden/>
     <w:rsid w:val="001832A4"/>
@@ -4230,10 +4242,10 @@
       <w:szCs w:val="40"/>
     </w:rPr>
   </w:style>
-  <w:style w:type="character" w:customStyle="1" w:styleId="30">
-    <w:name w:val="หัวเรื่อง 3 อักขระ"/>
-    <w:basedOn w:val="a0"/>
-    <w:link w:val="3"/>
+  <w:style w:type="character" w:customStyle="1" w:styleId="Heading3Char">
+    <w:name w:val="Heading 3 Char"/>
+    <w:basedOn w:val="DefaultParagraphFont"/>
+    <w:link w:val="Heading3"/>
     <w:uiPriority w:val="9"/>
     <w:rsid w:val="001832A4"/>
     <w:rPr>
@@ -4243,10 +4255,10 @@
       <w:szCs w:val="35"/>
     </w:rPr>
   </w:style>
-  <w:style w:type="character" w:customStyle="1" w:styleId="40">
-    <w:name w:val="หัวเรื่อง 4 อักขระ"/>
-    <w:basedOn w:val="a0"/>
-    <w:link w:val="4"/>
+  <w:style w:type="character" w:customStyle="1" w:styleId="Heading4Char">
+    <w:name w:val="Heading 4 Char"/>
+    <w:basedOn w:val="DefaultParagraphFont"/>
+    <w:link w:val="Heading4"/>
     <w:uiPriority w:val="9"/>
     <w:semiHidden/>
     <w:rsid w:val="001832A4"/>
@@ -4257,10 +4269,10 @@
       <w:color w:val="0F4761" w:themeColor="accent1" w:themeShade="BF"/>
     </w:rPr>
   </w:style>
-  <w:style w:type="character" w:customStyle="1" w:styleId="50">
-    <w:name w:val="หัวเรื่อง 5 อักขระ"/>
-    <w:basedOn w:val="a0"/>
-    <w:link w:val="5"/>
+  <w:style w:type="character" w:customStyle="1" w:styleId="Heading5Char">
+    <w:name w:val="Heading 5 Char"/>
+    <w:basedOn w:val="DefaultParagraphFont"/>
+    <w:link w:val="Heading5"/>
     <w:uiPriority w:val="9"/>
     <w:semiHidden/>
     <w:rsid w:val="001832A4"/>
@@ -4269,10 +4281,10 @@
       <w:color w:val="0F4761" w:themeColor="accent1" w:themeShade="BF"/>
     </w:rPr>
   </w:style>
-  <w:style w:type="character" w:customStyle="1" w:styleId="60">
-    <w:name w:val="หัวเรื่อง 6 อักขระ"/>
-    <w:basedOn w:val="a0"/>
-    <w:link w:val="6"/>
+  <w:style w:type="character" w:customStyle="1" w:styleId="Heading6Char">
+    <w:name w:val="Heading 6 Char"/>
+    <w:basedOn w:val="DefaultParagraphFont"/>
+    <w:link w:val="Heading6"/>
     <w:uiPriority w:val="9"/>
     <w:semiHidden/>
     <w:rsid w:val="001832A4"/>
@@ -4283,10 +4295,10 @@
       <w:color w:val="595959" w:themeColor="text1" w:themeTint="A6"/>
     </w:rPr>
   </w:style>
-  <w:style w:type="character" w:customStyle="1" w:styleId="70">
-    <w:name w:val="หัวเรื่อง 7 อักขระ"/>
-    <w:basedOn w:val="a0"/>
-    <w:link w:val="7"/>
+  <w:style w:type="character" w:customStyle="1" w:styleId="Heading7Char">
+    <w:name w:val="Heading 7 Char"/>
+    <w:basedOn w:val="DefaultParagraphFont"/>
+    <w:link w:val="Heading7"/>
     <w:uiPriority w:val="9"/>
     <w:semiHidden/>
     <w:rsid w:val="001832A4"/>
@@ -4295,10 +4307,10 @@
       <w:color w:val="595959" w:themeColor="text1" w:themeTint="A6"/>
     </w:rPr>
   </w:style>
-  <w:style w:type="character" w:customStyle="1" w:styleId="80">
-    <w:name w:val="หัวเรื่อง 8 อักขระ"/>
-    <w:basedOn w:val="a0"/>
-    <w:link w:val="8"/>
+  <w:style w:type="character" w:customStyle="1" w:styleId="Heading8Char">
+    <w:name w:val="Heading 8 Char"/>
+    <w:basedOn w:val="DefaultParagraphFont"/>
+    <w:link w:val="Heading8"/>
     <w:uiPriority w:val="9"/>
     <w:semiHidden/>
     <w:rsid w:val="001832A4"/>
@@ -4309,10 +4321,10 @@
       <w:color w:val="272727" w:themeColor="text1" w:themeTint="D8"/>
     </w:rPr>
   </w:style>
-  <w:style w:type="character" w:customStyle="1" w:styleId="90">
-    <w:name w:val="หัวเรื่อง 9 อักขระ"/>
-    <w:basedOn w:val="a0"/>
-    <w:link w:val="9"/>
+  <w:style w:type="character" w:customStyle="1" w:styleId="Heading9Char">
+    <w:name w:val="Heading 9 Char"/>
+    <w:basedOn w:val="DefaultParagraphFont"/>
+    <w:link w:val="Heading9"/>
     <w:uiPriority w:val="9"/>
     <w:semiHidden/>
     <w:rsid w:val="001832A4"/>
@@ -4321,11 +4333,11 @@
       <w:color w:val="272727" w:themeColor="text1" w:themeTint="D8"/>
     </w:rPr>
   </w:style>
-  <w:style w:type="paragraph" w:styleId="a3">
+  <w:style w:type="paragraph" w:styleId="Title">
     <w:name w:val="Title"/>
-    <w:basedOn w:val="a"/>
-    <w:next w:val="a"/>
-    <w:link w:val="a4"/>
+    <w:basedOn w:val="Normal"/>
+    <w:next w:val="Normal"/>
+    <w:link w:val="TitleChar"/>
     <w:uiPriority w:val="10"/>
     <w:qFormat/>
     <w:rsid w:val="001832A4"/>
@@ -4341,10 +4353,10 @@
       <w:szCs w:val="71"/>
     </w:rPr>
   </w:style>
-  <w:style w:type="character" w:customStyle="1" w:styleId="a4">
-    <w:name w:val="ชื่อเรื่อง อักขระ"/>
-    <w:basedOn w:val="a0"/>
-    <w:link w:val="a3"/>
+  <w:style w:type="character" w:customStyle="1" w:styleId="TitleChar">
+    <w:name w:val="Title Char"/>
+    <w:basedOn w:val="DefaultParagraphFont"/>
+    <w:link w:val="Title"/>
     <w:uiPriority w:val="10"/>
     <w:rsid w:val="001832A4"/>
     <w:rPr>
@@ -4355,11 +4367,11 @@
       <w:szCs w:val="71"/>
     </w:rPr>
   </w:style>
-  <w:style w:type="paragraph" w:styleId="a5">
+  <w:style w:type="paragraph" w:styleId="Subtitle">
     <w:name w:val="Subtitle"/>
-    <w:basedOn w:val="a"/>
-    <w:next w:val="a"/>
-    <w:link w:val="a6"/>
+    <w:basedOn w:val="Normal"/>
+    <w:next w:val="Normal"/>
+    <w:link w:val="SubtitleChar"/>
     <w:uiPriority w:val="11"/>
     <w:qFormat/>
     <w:rsid w:val="001832A4"/>
@@ -4376,10 +4388,10 @@
       <w:szCs w:val="35"/>
     </w:rPr>
   </w:style>
-  <w:style w:type="character" w:customStyle="1" w:styleId="a6">
-    <w:name w:val="ชื่อเรื่องรอง อักขระ"/>
-    <w:basedOn w:val="a0"/>
-    <w:link w:val="a5"/>
+  <w:style w:type="character" w:customStyle="1" w:styleId="SubtitleChar">
+    <w:name w:val="Subtitle Char"/>
+    <w:basedOn w:val="DefaultParagraphFont"/>
+    <w:link w:val="Subtitle"/>
     <w:uiPriority w:val="11"/>
     <w:rsid w:val="001832A4"/>
     <w:rPr>
@@ -4390,11 +4402,11 @@
       <w:szCs w:val="35"/>
     </w:rPr>
   </w:style>
-  <w:style w:type="paragraph" w:styleId="a7">
+  <w:style w:type="paragraph" w:styleId="Quote">
     <w:name w:val="Quote"/>
-    <w:basedOn w:val="a"/>
-    <w:next w:val="a"/>
-    <w:link w:val="a8"/>
+    <w:basedOn w:val="Normal"/>
+    <w:next w:val="Normal"/>
+    <w:link w:val="QuoteChar"/>
     <w:uiPriority w:val="29"/>
     <w:qFormat/>
     <w:rsid w:val="001832A4"/>
@@ -4408,10 +4420,10 @@
       <w:color w:val="404040" w:themeColor="text1" w:themeTint="BF"/>
     </w:rPr>
   </w:style>
-  <w:style w:type="character" w:customStyle="1" w:styleId="a8">
-    <w:name w:val="คำอ้างอิง อักขระ"/>
-    <w:basedOn w:val="a0"/>
-    <w:link w:val="a7"/>
+  <w:style w:type="character" w:customStyle="1" w:styleId="QuoteChar">
+    <w:name w:val="Quote Char"/>
+    <w:basedOn w:val="DefaultParagraphFont"/>
+    <w:link w:val="Quote"/>
     <w:uiPriority w:val="29"/>
     <w:rsid w:val="001832A4"/>
     <w:rPr>
@@ -4420,9 +4432,9 @@
       <w:color w:val="404040" w:themeColor="text1" w:themeTint="BF"/>
     </w:rPr>
   </w:style>
-  <w:style w:type="paragraph" w:styleId="a9">
+  <w:style w:type="paragraph" w:styleId="ListParagraph">
     <w:name w:val="List Paragraph"/>
-    <w:basedOn w:val="a"/>
+    <w:basedOn w:val="Normal"/>
     <w:uiPriority w:val="34"/>
     <w:qFormat/>
     <w:rsid w:val="001832A4"/>
@@ -4431,9 +4443,9 @@
       <w:contextualSpacing/>
     </w:pPr>
   </w:style>
-  <w:style w:type="character" w:styleId="aa">
+  <w:style w:type="character" w:styleId="IntenseEmphasis">
     <w:name w:val="Intense Emphasis"/>
-    <w:basedOn w:val="a0"/>
+    <w:basedOn w:val="DefaultParagraphFont"/>
     <w:uiPriority w:val="21"/>
     <w:qFormat/>
     <w:rsid w:val="001832A4"/>
@@ -4443,11 +4455,11 @@
       <w:color w:val="0F4761" w:themeColor="accent1" w:themeShade="BF"/>
     </w:rPr>
   </w:style>
-  <w:style w:type="paragraph" w:styleId="ab">
+  <w:style w:type="paragraph" w:styleId="IntenseQuote">
     <w:name w:val="Intense Quote"/>
-    <w:basedOn w:val="a"/>
-    <w:next w:val="a"/>
-    <w:link w:val="ac"/>
+    <w:basedOn w:val="Normal"/>
+    <w:next w:val="Normal"/>
+    <w:link w:val="IntenseQuoteChar"/>
     <w:uiPriority w:val="30"/>
     <w:qFormat/>
     <w:rsid w:val="001832A4"/>
@@ -4466,10 +4478,10 @@
       <w:color w:val="0F4761" w:themeColor="accent1" w:themeShade="BF"/>
     </w:rPr>
   </w:style>
-  <w:style w:type="character" w:customStyle="1" w:styleId="ac">
-    <w:name w:val="ทำให้คำอ้างอิงเป็นสีเข้มขึ้น อักขระ"/>
-    <w:basedOn w:val="a0"/>
-    <w:link w:val="ab"/>
+  <w:style w:type="character" w:customStyle="1" w:styleId="IntenseQuoteChar">
+    <w:name w:val="Intense Quote Char"/>
+    <w:basedOn w:val="DefaultParagraphFont"/>
+    <w:link w:val="IntenseQuote"/>
     <w:uiPriority w:val="30"/>
     <w:rsid w:val="001832A4"/>
     <w:rPr>
@@ -4478,9 +4490,9 @@
       <w:color w:val="0F4761" w:themeColor="accent1" w:themeShade="BF"/>
     </w:rPr>
   </w:style>
-  <w:style w:type="character" w:styleId="ad">
+  <w:style w:type="character" w:styleId="IntenseReference">
     <w:name w:val="Intense Reference"/>
-    <w:basedOn w:val="a0"/>
+    <w:basedOn w:val="DefaultParagraphFont"/>
     <w:uiPriority w:val="32"/>
     <w:qFormat/>
     <w:rsid w:val="001832A4"/>
@@ -4492,9 +4504,9 @@
       <w:spacing w:val="5"/>
     </w:rPr>
   </w:style>
-  <w:style w:type="paragraph" w:styleId="ae">
+  <w:style w:type="paragraph" w:styleId="NormalWeb">
     <w:name w:val="Normal (Web)"/>
-    <w:basedOn w:val="a"/>
+    <w:basedOn w:val="Normal"/>
     <w:uiPriority w:val="99"/>
     <w:unhideWhenUsed/>
     <w:rsid w:val="00262540"/>
@@ -4508,9 +4520,9 @@
       <w14:ligatures w14:val="none"/>
     </w:rPr>
   </w:style>
-  <w:style w:type="character" w:styleId="af">
+  <w:style w:type="character" w:styleId="Strong">
     <w:name w:val="Strong"/>
-    <w:basedOn w:val="a0"/>
+    <w:basedOn w:val="DefaultParagraphFont"/>
     <w:uiPriority w:val="22"/>
     <w:qFormat/>
     <w:rsid w:val="00F018E6"/>
@@ -4519,9 +4531,9 @@
       <w:bCs/>
     </w:rPr>
   </w:style>
-  <w:style w:type="character" w:styleId="HTML">
+  <w:style w:type="character" w:styleId="HTMLCode">
     <w:name w:val="HTML Code"/>
-    <w:basedOn w:val="a0"/>
+    <w:basedOn w:val="DefaultParagraphFont"/>
     <w:uiPriority w:val="99"/>
     <w:semiHidden/>
     <w:unhideWhenUsed/>
@@ -4532,9 +4544,9 @@
       <w:szCs w:val="20"/>
     </w:rPr>
   </w:style>
-  <w:style w:type="character" w:styleId="af0">
+  <w:style w:type="character" w:styleId="Emphasis">
     <w:name w:val="Emphasis"/>
-    <w:basedOn w:val="a0"/>
+    <w:basedOn w:val="DefaultParagraphFont"/>
     <w:uiPriority w:val="20"/>
     <w:qFormat/>
     <w:rsid w:val="00B30C90"/>
@@ -4543,10 +4555,10 @@
       <w:iCs/>
     </w:rPr>
   </w:style>
-  <w:style w:type="paragraph" w:styleId="HTML0">
+  <w:style w:type="paragraph" w:styleId="HTMLPreformatted">
     <w:name w:val="HTML Preformatted"/>
-    <w:basedOn w:val="a"/>
-    <w:link w:val="HTML1"/>
+    <w:basedOn w:val="Normal"/>
+    <w:link w:val="HTMLPreformattedChar"/>
     <w:uiPriority w:val="99"/>
     <w:semiHidden/>
     <w:unhideWhenUsed/>
@@ -4580,10 +4592,10 @@
       <w14:ligatures w14:val="none"/>
     </w:rPr>
   </w:style>
-  <w:style w:type="character" w:customStyle="1" w:styleId="HTML1">
-    <w:name w:val="HTML ที่ได้รับการจัดรูปแบบแล้ว อักขระ"/>
-    <w:basedOn w:val="a0"/>
-    <w:link w:val="HTML0"/>
+  <w:style w:type="character" w:customStyle="1" w:styleId="HTMLPreformattedChar">
+    <w:name w:val="HTML Preformatted Char"/>
+    <w:basedOn w:val="DefaultParagraphFont"/>
+    <w:link w:val="HTMLPreformatted"/>
     <w:uiPriority w:val="99"/>
     <w:semiHidden/>
     <w:rsid w:val="00D33642"/>
